--- a/redaction/chapitre9/paragraphes.docx
+++ b/redaction/chapitre9/paragraphes.docx
@@ -2,13 +2,13 @@
 <file path=word/document.xml><?xml version="1.0" encoding="utf-8"?>
 <w:document xmlns:w="http://schemas.openxmlformats.org/wordprocessingml/2006/main" xmlns:m="http://schemas.openxmlformats.org/officeDocument/2006/math" xmlns:r="http://schemas.openxmlformats.org/officeDocument/2006/relationships" xmlns:o="urn:schemas-microsoft-com:office:office" xmlns:v="urn:schemas-microsoft-com:vml" xmlns:w10="urn:schemas-microsoft-com:office:word" xmlns:a="http://schemas.openxmlformats.org/drawingml/2006/main" xmlns:pic="http://schemas.openxmlformats.org/drawingml/2006/picture" xmlns:wp="http://schemas.openxmlformats.org/drawingml/2006/wordprocessingDrawing">
   <w:body>
-    <w:bookmarkStart w:id="24" w:name="chapitre-9-les-générateurs"/>
+    <w:bookmarkStart w:id="28" w:name="Xf551a79da18240d57cc22a11b928de2acde61d1"/>
     <w:p>
       <w:pPr>
         <w:pStyle w:val="Heading1"/>
       </w:pPr>
       <w:r>
-        <w:t xml:space="preserve">Chapitre 9 : Les générateurs</w:t>
+        <w:t xml:space="preserve">Chapitre 7 : Les fonctions et passage d’arguments</w:t>
       </w:r>
     </w:p>
     <w:p>
@@ -16,7 +16,7 @@
         <w:pStyle w:val="FirstParagraph"/>
       </w:pPr>
       <w:r>
-        <w:t xml:space="preserve">Les générateurs permettent de produire des séquences de valeurs à la demande sans stocker l’intégralité des données en mémoire. Maîtriser ces concepts est indispensable pour optimiser l’efficacité de vos programmes lors du traitement de grands volumes d’informations.</w:t>
+        <w:t xml:space="preserve">Les fonctions permettent de modulariser le code en regroupant des instructions réutilisables sous un même nom. Maîtriser le passage d’arguments et les structures de retour est indispensable pour concevoir des programmes propres et maintenables.</w:t>
       </w:r>
       <w:r>
         <w:t xml:space="preserve"> </w:t>
@@ -33,16 +33,16 @@
         </w:numPr>
       </w:pPr>
       <w:r>
-        <w:t xml:space="preserve">Boucle et instruction</w:t>
-      </w:r>
-      <w:r>
-        <w:t xml:space="preserve"> </w:t>
+        <w:t xml:space="preserve">Définition des fonctions, arguments, passage et valeur de retour (</w:t>
       </w:r>
       <w:r>
         <w:rPr>
           <w:rStyle w:val="VerbatimChar"/>
         </w:rPr>
-        <w:t xml:space="preserve">yield</w:t>
+        <w:t xml:space="preserve">return</w:t>
+      </w:r>
+      <w:r>
+        <w:t xml:space="preserve">)</w:t>
       </w:r>
     </w:p>
     <w:p>
@@ -53,7 +53,53 @@
         </w:numPr>
       </w:pPr>
       <w:r>
-        <w:t xml:space="preserve">Générateurs prédéfinis</w:t>
+        <w:t xml:space="preserve">Arguments et valeurs par défaut</w:t>
+      </w:r>
+    </w:p>
+    <w:p>
+      <w:pPr>
+        <w:numPr>
+          <w:ilvl w:val="0"/>
+          <w:numId w:val="1001"/>
+        </w:numPr>
+      </w:pPr>
+      <w:r>
+        <w:t xml:space="preserve">Arguments variables via les tuples,</w:t>
+      </w:r>
+      <w:r>
+        <w:t xml:space="preserve"> </w:t>
+      </w:r>
+      <w:r>
+        <w:rPr>
+          <w:rStyle w:val="VerbatimChar"/>
+        </w:rPr>
+        <w:t xml:space="preserve">*args</w:t>
+      </w:r>
+      <w:r>
+        <w:t xml:space="preserve"> </w:t>
+      </w:r>
+      <w:r>
+        <w:t xml:space="preserve">et</w:t>
+      </w:r>
+      <w:r>
+        <w:t xml:space="preserve"> </w:t>
+      </w:r>
+      <w:r>
+        <w:rPr>
+          <w:rStyle w:val="VerbatimChar"/>
+        </w:rPr>
+        <w:t xml:space="preserve">**kwargs</w:t>
+      </w:r>
+    </w:p>
+    <w:p>
+      <w:pPr>
+        <w:numPr>
+          <w:ilvl w:val="0"/>
+          <w:numId w:val="1001"/>
+        </w:numPr>
+      </w:pPr>
+      <w:r>
+        <w:t xml:space="preserve">Fonctions en tant qu’arguments (délégués)</w:t>
       </w:r>
     </w:p>
     <w:p>
@@ -63,13 +109,13 @@
         </w:pict>
       </w:r>
     </w:p>
-    <w:bookmarkStart w:id="20" w:name="boucle-et-instruction-yield"/>
+    <w:bookmarkStart w:id="20" w:name="X91b7d384f0747e389426579da82a5ad7bf94e8b"/>
     <w:p>
       <w:pPr>
         <w:pStyle w:val="Heading2"/>
       </w:pPr>
       <w:r>
-        <w:t xml:space="preserve">Boucle et instruction yield</w:t>
+        <w:t xml:space="preserve">Les fonctions, arguments , passage par valeur, return</w:t>
       </w:r>
     </w:p>
     <w:p>
@@ -77,7 +123,7 @@
         <w:pStyle w:val="FirstParagraph"/>
       </w:pPr>
       <w:r>
-        <w:t xml:space="preserve">L’instruction</w:t>
+        <w:t xml:space="preserve">Une fonction se déclare avec le mot-clé</w:t>
       </w:r>
       <w:r>
         <w:t xml:space="preserve"> </w:t>
@@ -86,13 +132,25 @@
         <w:rPr>
           <w:rStyle w:val="VerbatimChar"/>
         </w:rPr>
-        <w:t xml:space="preserve">yield</w:t>
+        <w:t xml:space="preserve">def</w:t>
       </w:r>
       <w:r>
         <w:t xml:space="preserve"> </w:t>
       </w:r>
       <w:r>
-        <w:t xml:space="preserve">permet à une fonction de retourner une valeur tout en suspendant son état d’exécution, transformant ainsi la fonction en un générateur capable de reprendre là où il s’était arrêté.</w:t>
+        <w:t xml:space="preserve">suivi d’un nom et de parenthèses. Elle accepte des arguments en entrée et peut renvoyer un résultat grâce à l’instruction</w:t>
+      </w:r>
+      <w:r>
+        <w:t xml:space="preserve"> </w:t>
+      </w:r>
+      <w:r>
+        <w:rPr>
+          <w:rStyle w:val="VerbatimChar"/>
+        </w:rPr>
+        <w:t xml:space="preserve">return</w:t>
+      </w:r>
+      <w:r>
+        <w:t xml:space="preserve">.</w:t>
       </w:r>
     </w:p>
     <w:p>
@@ -103,7 +161,7 @@
         <w:rPr>
           <w:rStyle w:val="CommentTok"/>
         </w:rPr>
-        <w:t xml:space="preserve"># Définition d'une fonction génératrice simple</w:t>
+        <w:t xml:space="preserve"># Déclaration d'une fonction simple avec retour</w:t>
       </w:r>
       <w:r>
         <w:br/>
@@ -118,16 +176,16 @@
         <w:rPr>
           <w:rStyle w:val="NormalTok"/>
         </w:rPr>
-        <w:t xml:space="preserve"> generer_nombres(limite):</w:t>
-      </w:r>
-      <w:r>
-        <w:br/>
-      </w:r>
-      <w:r>
-        <w:rPr>
-          <w:rStyle w:val="NormalTok"/>
-        </w:rPr>
-        <w:t xml:space="preserve">    n </w:t>
+        <w:t xml:space="preserve"> additionner(a, b):</w:t>
+      </w:r>
+      <w:r>
+        <w:br/>
+      </w:r>
+      <w:r>
+        <w:rPr>
+          <w:rStyle w:val="NormalTok"/>
+        </w:rPr>
+        <w:t xml:space="preserve">    resultat </w:t>
       </w:r>
       <w:r>
         <w:rPr>
@@ -139,13 +197,19 @@
         <w:rPr>
           <w:rStyle w:val="NormalTok"/>
         </w:rPr>
-        <w:t xml:space="preserve"> </w:t>
-      </w:r>
-      <w:r>
-        <w:rPr>
-          <w:rStyle w:val="DecValTok"/>
-        </w:rPr>
-        <w:t xml:space="preserve">0</w:t>
+        <w:t xml:space="preserve"> a </w:t>
+      </w:r>
+      <w:r>
+        <w:rPr>
+          <w:rStyle w:val="OperatorTok"/>
+        </w:rPr>
+        <w:t xml:space="preserve">+</w:t>
+      </w:r>
+      <w:r>
+        <w:rPr>
+          <w:rStyle w:val="NormalTok"/>
+        </w:rPr>
+        <w:t xml:space="preserve"> b</w:t>
       </w:r>
       <w:r>
         <w:br/>
@@ -160,73 +224,13 @@
         <w:rPr>
           <w:rStyle w:val="ControlFlowTok"/>
         </w:rPr>
-        <w:t xml:space="preserve">while</w:t>
-      </w:r>
-      <w:r>
-        <w:rPr>
-          <w:rStyle w:val="NormalTok"/>
-        </w:rPr>
-        <w:t xml:space="preserve"> n </w:t>
-      </w:r>
-      <w:r>
-        <w:rPr>
-          <w:rStyle w:val="OperatorTok"/>
-        </w:rPr>
-        <w:t xml:space="preserve">&lt;</w:t>
-      </w:r>
-      <w:r>
-        <w:rPr>
-          <w:rStyle w:val="NormalTok"/>
-        </w:rPr>
-        <w:t xml:space="preserve"> limite:</w:t>
-      </w:r>
-      <w:r>
-        <w:br/>
-      </w:r>
-      <w:r>
-        <w:rPr>
-          <w:rStyle w:val="NormalTok"/>
-        </w:rPr>
-        <w:t xml:space="preserve">        </w:t>
-      </w:r>
-      <w:r>
-        <w:rPr>
-          <w:rStyle w:val="ControlFlowTok"/>
-        </w:rPr>
-        <w:t xml:space="preserve">yield</w:t>
-      </w:r>
-      <w:r>
-        <w:rPr>
-          <w:rStyle w:val="NormalTok"/>
-        </w:rPr>
-        <w:t xml:space="preserve"> n</w:t>
-      </w:r>
-      <w:r>
-        <w:br/>
-      </w:r>
-      <w:r>
-        <w:rPr>
-          <w:rStyle w:val="NormalTok"/>
-        </w:rPr>
-        <w:t xml:space="preserve">        n </w:t>
-      </w:r>
-      <w:r>
-        <w:rPr>
-          <w:rStyle w:val="OperatorTok"/>
-        </w:rPr>
-        <w:t xml:space="preserve">+=</w:t>
-      </w:r>
-      <w:r>
-        <w:rPr>
-          <w:rStyle w:val="NormalTok"/>
-        </w:rPr>
-        <w:t xml:space="preserve"> </w:t>
-      </w:r>
-      <w:r>
-        <w:rPr>
-          <w:rStyle w:val="DecValTok"/>
-        </w:rPr>
-        <w:t xml:space="preserve">1</w:t>
+        <w:t xml:space="preserve">return</w:t>
+      </w:r>
+      <w:r>
+        <w:rPr>
+          <w:rStyle w:val="NormalTok"/>
+        </w:rPr>
+        <w:t xml:space="preserve"> resultat</w:t>
       </w:r>
     </w:p>
     <w:p>
@@ -234,34 +238,7 @@
         <w:pStyle w:val="BlockText"/>
       </w:pPr>
       <w:r>
-        <w:t xml:space="preserve">💡 Contrairement à</w:t>
-      </w:r>
-      <w:r>
-        <w:t xml:space="preserve"> </w:t>
-      </w:r>
-      <w:r>
-        <w:rPr>
-          <w:rStyle w:val="VerbatimChar"/>
-        </w:rPr>
-        <w:t xml:space="preserve">return</w:t>
-      </w:r>
-      <w:r>
-        <w:t xml:space="preserve">, l’instruction</w:t>
-      </w:r>
-      <w:r>
-        <w:t xml:space="preserve"> </w:t>
-      </w:r>
-      <w:r>
-        <w:rPr>
-          <w:rStyle w:val="VerbatimChar"/>
-        </w:rPr>
-        <w:t xml:space="preserve">yield</w:t>
-      </w:r>
-      <w:r>
-        <w:t xml:space="preserve"> </w:t>
-      </w:r>
-      <w:r>
-        <w:t xml:space="preserve">conserve l’état local de la fonction entre chaque itération, ce qui économise considérablement la mémoire vive.</w:t>
+        <w:t xml:space="preserve">💡 En Python, les objets sont passés par affectation : modifier un objet mutable à l’intérieur d’une fonction se répercute en dehors, contrairement aux objets immuables.</w:t>
       </w:r>
     </w:p>
     <w:p>
@@ -272,13 +249,13 @@
       </w:r>
     </w:p>
     <w:bookmarkEnd w:id="20"/>
-    <w:bookmarkStart w:id="21" w:name="générateur-prédéfinis"/>
+    <w:bookmarkStart w:id="21" w:name="arguments-et-valeurs-par-défaut"/>
     <w:p>
       <w:pPr>
         <w:pStyle w:val="Heading2"/>
       </w:pPr>
       <w:r>
-        <w:t xml:space="preserve">Générateur prédéfinis</w:t>
+        <w:t xml:space="preserve">Arguments et valeurs par défaut</w:t>
       </w:r>
     </w:p>
     <w:p>
@@ -286,7 +263,7 @@
         <w:pStyle w:val="FirstParagraph"/>
       </w:pPr>
       <w:r>
-        <w:t xml:space="preserve">Les générateurs prédéfinis englobent les expressions génératrices et les structures intégrées de Python qui produisent des flux d’éléments de manière paresseuse, évitant l’allocation préalable d’une collection complète.</w:t>
+        <w:t xml:space="preserve">Les arguments par défaut permettent de définir une valeur de repli lorsqu’un paramètre n’est pas explicitement fourni lors de l’appel de la fonction.</w:t>
       </w:r>
     </w:p>
     <w:p>
@@ -297,16 +274,22 @@
         <w:rPr>
           <w:rStyle w:val="CommentTok"/>
         </w:rPr>
-        <w:t xml:space="preserve"># Utilisation d'une expression génératrice pour un calcul optimisé en mémoire</w:t>
-      </w:r>
-      <w:r>
-        <w:br/>
-      </w:r>
-      <w:r>
-        <w:rPr>
-          <w:rStyle w:val="NormalTok"/>
-        </w:rPr>
-        <w:t xml:space="preserve">carres_gen </w:t>
+        <w:t xml:space="preserve"># Fonction avec un argument doté d'une valeur par défaut</w:t>
+      </w:r>
+      <w:r>
+        <w:br/>
+      </w:r>
+      <w:r>
+        <w:rPr>
+          <w:rStyle w:val="KeywordTok"/>
+        </w:rPr>
+        <w:t xml:space="preserve">def</w:t>
+      </w:r>
+      <w:r>
+        <w:rPr>
+          <w:rStyle w:val="NormalTok"/>
+        </w:rPr>
+        <w:t xml:space="preserve"> saluer(nom, message</w:t>
       </w:r>
       <w:r>
         <w:rPr>
@@ -316,15 +299,30 @@
       </w:r>
       <w:r>
         <w:rPr>
-          <w:rStyle w:val="NormalTok"/>
-        </w:rPr>
-        <w:t xml:space="preserve"> (x </w:t>
-      </w:r>
-      <w:r>
-        <w:rPr>
-          <w:rStyle w:val="OperatorTok"/>
-        </w:rPr>
-        <w:t xml:space="preserve">**</w:t>
+          <w:rStyle w:val="StringTok"/>
+        </w:rPr>
+        <w:t xml:space="preserve">"Bonjour"</w:t>
+      </w:r>
+      <w:r>
+        <w:rPr>
+          <w:rStyle w:val="NormalTok"/>
+        </w:rPr>
+        <w:t xml:space="preserve">):</w:t>
+      </w:r>
+      <w:r>
+        <w:br/>
+      </w:r>
+      <w:r>
+        <w:rPr>
+          <w:rStyle w:val="NormalTok"/>
+        </w:rPr>
+        <w:t xml:space="preserve">    </w:t>
+      </w:r>
+      <w:r>
+        <w:rPr>
+          <w:rStyle w:val="ControlFlowTok"/>
+        </w:rPr>
+        <w:t xml:space="preserve">return</w:t>
       </w:r>
       <w:r>
         <w:rPr>
@@ -334,96 +332,57 @@
       </w:r>
       <w:r>
         <w:rPr>
-          <w:rStyle w:val="DecValTok"/>
-        </w:rPr>
-        <w:t xml:space="preserve">2</w:t>
-      </w:r>
-      <w:r>
-        <w:rPr>
-          <w:rStyle w:val="NormalTok"/>
-        </w:rPr>
-        <w:t xml:space="preserve"> </w:t>
-      </w:r>
-      <w:r>
-        <w:rPr>
-          <w:rStyle w:val="ControlFlowTok"/>
-        </w:rPr>
-        <w:t xml:space="preserve">for</w:t>
-      </w:r>
-      <w:r>
-        <w:rPr>
-          <w:rStyle w:val="NormalTok"/>
-        </w:rPr>
-        <w:t xml:space="preserve"> x </w:t>
-      </w:r>
-      <w:r>
-        <w:rPr>
-          <w:rStyle w:val="KeywordTok"/>
-        </w:rPr>
-        <w:t xml:space="preserve">in</w:t>
-      </w:r>
-      <w:r>
-        <w:rPr>
-          <w:rStyle w:val="NormalTok"/>
-        </w:rPr>
-        <w:t xml:space="preserve"> </w:t>
-      </w:r>
-      <w:r>
-        <w:rPr>
-          <w:rStyle w:val="BuiltInTok"/>
-        </w:rPr>
-        <w:t xml:space="preserve">range</w:t>
-      </w:r>
-      <w:r>
-        <w:rPr>
-          <w:rStyle w:val="NormalTok"/>
-        </w:rPr>
-        <w:t xml:space="preserve">(</w:t>
-      </w:r>
-      <w:r>
-        <w:rPr>
-          <w:rStyle w:val="DecValTok"/>
-        </w:rPr>
-        <w:t xml:space="preserve">5</w:t>
-      </w:r>
-      <w:r>
-        <w:rPr>
-          <w:rStyle w:val="NormalTok"/>
-        </w:rPr>
-        <w:t xml:space="preserve">))</w:t>
-      </w:r>
-      <w:r>
-        <w:br/>
-      </w:r>
-      <w:r>
-        <w:rPr>
-          <w:rStyle w:val="NormalTok"/>
-        </w:rPr>
-        <w:t xml:space="preserve">premier_element </w:t>
-      </w:r>
-      <w:r>
-        <w:rPr>
-          <w:rStyle w:val="OperatorTok"/>
-        </w:rPr>
-        <w:t xml:space="preserve">=</w:t>
-      </w:r>
-      <w:r>
-        <w:rPr>
-          <w:rStyle w:val="NormalTok"/>
-        </w:rPr>
-        <w:t xml:space="preserve"> </w:t>
-      </w:r>
-      <w:r>
-        <w:rPr>
-          <w:rStyle w:val="BuiltInTok"/>
-        </w:rPr>
-        <w:t xml:space="preserve">next</w:t>
-      </w:r>
-      <w:r>
-        <w:rPr>
-          <w:rStyle w:val="NormalTok"/>
-        </w:rPr>
-        <w:t xml:space="preserve">(carres_gen)</w:t>
+          <w:rStyle w:val="SpecialStringTok"/>
+        </w:rPr>
+        <w:t xml:space="preserve">f"</w:t>
+      </w:r>
+      <w:r>
+        <w:rPr>
+          <w:rStyle w:val="SpecialCharTok"/>
+        </w:rPr>
+        <w:t xml:space="preserve">{</w:t>
+      </w:r>
+      <w:r>
+        <w:rPr>
+          <w:rStyle w:val="NormalTok"/>
+        </w:rPr>
+        <w:t xml:space="preserve">message</w:t>
+      </w:r>
+      <w:r>
+        <w:rPr>
+          <w:rStyle w:val="SpecialCharTok"/>
+        </w:rPr>
+        <w:t xml:space="preserve">}</w:t>
+      </w:r>
+      <w:r>
+        <w:rPr>
+          <w:rStyle w:val="SpecialStringTok"/>
+        </w:rPr>
+        <w:t xml:space="preserve">, </w:t>
+      </w:r>
+      <w:r>
+        <w:rPr>
+          <w:rStyle w:val="SpecialCharTok"/>
+        </w:rPr>
+        <w:t xml:space="preserve">{</w:t>
+      </w:r>
+      <w:r>
+        <w:rPr>
+          <w:rStyle w:val="NormalTok"/>
+        </w:rPr>
+        <w:t xml:space="preserve">nom</w:t>
+      </w:r>
+      <w:r>
+        <w:rPr>
+          <w:rStyle w:val="SpecialCharTok"/>
+        </w:rPr>
+        <w:t xml:space="preserve">}</w:t>
+      </w:r>
+      <w:r>
+        <w:rPr>
+          <w:rStyle w:val="SpecialStringTok"/>
+        </w:rPr>
+        <w:t xml:space="preserve"> !"</w:t>
       </w:r>
     </w:p>
     <w:p>
@@ -431,7 +390,7 @@
         <w:pStyle w:val="BlockText"/>
       </w:pPr>
       <w:r>
-        <w:t xml:space="preserve">💡 Privilégiez les expressions génératrices entre parenthèses plutôt que les compréhensions de listes dès que vous manipulez des flux volumineux dont vous n’avez pas besoin de stocker l’ensemble des résultats simultanément.</w:t>
+        <w:t xml:space="preserve">💡 Ne jamais utiliser d’objets mutables (comme des listes ou des dictionnaires) comme valeurs par défaut d’une fonction, car leur état serait conservé entre les appels successifs.</w:t>
       </w:r>
     </w:p>
     <w:p>
@@ -442,12 +401,720 @@
       </w:r>
     </w:p>
     <w:bookmarkEnd w:id="21"/>
-    <w:bookmarkStart w:id="22" w:name="exemple-de-synthèse"/>
+    <w:bookmarkStart w:id="22" w:name="arguments-en-tant-que-tuple"/>
     <w:p>
       <w:pPr>
         <w:pStyle w:val="Heading2"/>
       </w:pPr>
       <w:r>
+        <w:t xml:space="preserve">Arguments en tant que tuple</w:t>
+      </w:r>
+    </w:p>
+    <w:p>
+      <w:pPr>
+        <w:pStyle w:val="FirstParagraph"/>
+      </w:pPr>
+      <w:r>
+        <w:t xml:space="preserve">Il est possible de regrouper plusieurs valeurs d’arguments dans un tuple pour les manipuler de manière globale au sein de la fonction.</w:t>
+      </w:r>
+    </w:p>
+    <w:p>
+      <w:pPr>
+        <w:pStyle w:val="SourceCode"/>
+      </w:pPr>
+      <w:r>
+        <w:rPr>
+          <w:rStyle w:val="CommentTok"/>
+        </w:rPr>
+        <w:t xml:space="preserve"># Fonction acceptant un tuple d'éléments regroupés</w:t>
+      </w:r>
+      <w:r>
+        <w:br/>
+      </w:r>
+      <w:r>
+        <w:rPr>
+          <w:rStyle w:val="KeywordTok"/>
+        </w:rPr>
+        <w:t xml:space="preserve">def</w:t>
+      </w:r>
+      <w:r>
+        <w:rPr>
+          <w:rStyle w:val="NormalTok"/>
+        </w:rPr>
+        <w:t xml:space="preserve"> afficher_coordonnees(coord):</w:t>
+      </w:r>
+      <w:r>
+        <w:br/>
+      </w:r>
+      <w:r>
+        <w:rPr>
+          <w:rStyle w:val="NormalTok"/>
+        </w:rPr>
+        <w:t xml:space="preserve">    x, y </w:t>
+      </w:r>
+      <w:r>
+        <w:rPr>
+          <w:rStyle w:val="OperatorTok"/>
+        </w:rPr>
+        <w:t xml:space="preserve">=</w:t>
+      </w:r>
+      <w:r>
+        <w:rPr>
+          <w:rStyle w:val="NormalTok"/>
+        </w:rPr>
+        <w:t xml:space="preserve"> coord</w:t>
+      </w:r>
+      <w:r>
+        <w:br/>
+      </w:r>
+      <w:r>
+        <w:rPr>
+          <w:rStyle w:val="NormalTok"/>
+        </w:rPr>
+        <w:t xml:space="preserve">    </w:t>
+      </w:r>
+      <w:r>
+        <w:rPr>
+          <w:rStyle w:val="ControlFlowTok"/>
+        </w:rPr>
+        <w:t xml:space="preserve">return</w:t>
+      </w:r>
+      <w:r>
+        <w:rPr>
+          <w:rStyle w:val="NormalTok"/>
+        </w:rPr>
+        <w:t xml:space="preserve"> </w:t>
+      </w:r>
+      <w:r>
+        <w:rPr>
+          <w:rStyle w:val="SpecialStringTok"/>
+        </w:rPr>
+        <w:t xml:space="preserve">f"Position X: </w:t>
+      </w:r>
+      <w:r>
+        <w:rPr>
+          <w:rStyle w:val="SpecialCharTok"/>
+        </w:rPr>
+        <w:t xml:space="preserve">{</w:t>
+      </w:r>
+      <w:r>
+        <w:rPr>
+          <w:rStyle w:val="NormalTok"/>
+        </w:rPr>
+        <w:t xml:space="preserve">x</w:t>
+      </w:r>
+      <w:r>
+        <w:rPr>
+          <w:rStyle w:val="SpecialCharTok"/>
+        </w:rPr>
+        <w:t xml:space="preserve">}</w:t>
+      </w:r>
+      <w:r>
+        <w:rPr>
+          <w:rStyle w:val="SpecialStringTok"/>
+        </w:rPr>
+        <w:t xml:space="preserve">, Y: </w:t>
+      </w:r>
+      <w:r>
+        <w:rPr>
+          <w:rStyle w:val="SpecialCharTok"/>
+        </w:rPr>
+        <w:t xml:space="preserve">{</w:t>
+      </w:r>
+      <w:r>
+        <w:rPr>
+          <w:rStyle w:val="NormalTok"/>
+        </w:rPr>
+        <w:t xml:space="preserve">y</w:t>
+      </w:r>
+      <w:r>
+        <w:rPr>
+          <w:rStyle w:val="SpecialCharTok"/>
+        </w:rPr>
+        <w:t xml:space="preserve">}</w:t>
+      </w:r>
+      <w:r>
+        <w:rPr>
+          <w:rStyle w:val="SpecialStringTok"/>
+        </w:rPr>
+        <w:t xml:space="preserve">"</w:t>
+      </w:r>
+    </w:p>
+    <w:p>
+      <w:pPr>
+        <w:pStyle w:val="BlockText"/>
+      </w:pPr>
+      <w:r>
+        <w:t xml:space="preserve">💡 Utilisez l’emballage de tuples lorsque vos données possèdent une structure fixe et ordonnée que vous souhaitez traiter en bloc.</w:t>
+      </w:r>
+    </w:p>
+    <w:p>
+      <w:r>
+        <w:pict>
+          <v:rect style="width:0;height:1.5pt" o:hralign="center" o:hrstd="t" o:hr="t"/>
+        </w:pict>
+      </w:r>
+    </w:p>
+    <w:bookmarkEnd w:id="22"/>
+    <w:bookmarkStart w:id="23" w:name="arguments-avec-args"/>
+    <w:p>
+      <w:pPr>
+        <w:pStyle w:val="Heading2"/>
+      </w:pPr>
+      <w:r>
+        <w:t xml:space="preserve">Arguments avec *args</w:t>
+      </w:r>
+    </w:p>
+    <w:p>
+      <w:pPr>
+        <w:pStyle w:val="FirstParagraph"/>
+      </w:pPr>
+      <w:r>
+        <w:t xml:space="preserve">La syntaxe</w:t>
+      </w:r>
+      <w:r>
+        <w:t xml:space="preserve"> </w:t>
+      </w:r>
+      <w:r>
+        <w:rPr>
+          <w:rStyle w:val="VerbatimChar"/>
+        </w:rPr>
+        <w:t xml:space="preserve">*args</w:t>
+      </w:r>
+      <w:r>
+        <w:t xml:space="preserve"> </w:t>
+      </w:r>
+      <w:r>
+        <w:t xml:space="preserve">permet de transmettre un nombre variable d’arguments positionnels non nommés à une fonction, qui les récupère automatiquement sous forme de tuple.</w:t>
+      </w:r>
+    </w:p>
+    <w:p>
+      <w:pPr>
+        <w:pStyle w:val="SourceCode"/>
+      </w:pPr>
+      <w:r>
+        <w:rPr>
+          <w:rStyle w:val="CommentTok"/>
+        </w:rPr>
+        <w:t xml:space="preserve"># Fonction acceptant un nombre indéfini d'arguments positionnels</w:t>
+      </w:r>
+      <w:r>
+        <w:br/>
+      </w:r>
+      <w:r>
+        <w:rPr>
+          <w:rStyle w:val="KeywordTok"/>
+        </w:rPr>
+        <w:t xml:space="preserve">def</w:t>
+      </w:r>
+      <w:r>
+        <w:rPr>
+          <w:rStyle w:val="NormalTok"/>
+        </w:rPr>
+        <w:t xml:space="preserve"> sommer_tout(</w:t>
+      </w:r>
+      <w:r>
+        <w:rPr>
+          <w:rStyle w:val="OperatorTok"/>
+        </w:rPr>
+        <w:t xml:space="preserve">*</w:t>
+      </w:r>
+      <w:r>
+        <w:rPr>
+          <w:rStyle w:val="NormalTok"/>
+        </w:rPr>
+        <w:t xml:space="preserve">args):</w:t>
+      </w:r>
+      <w:r>
+        <w:br/>
+      </w:r>
+      <w:r>
+        <w:rPr>
+          <w:rStyle w:val="NormalTok"/>
+        </w:rPr>
+        <w:t xml:space="preserve">    </w:t>
+      </w:r>
+      <w:r>
+        <w:rPr>
+          <w:rStyle w:val="ControlFlowTok"/>
+        </w:rPr>
+        <w:t xml:space="preserve">return</w:t>
+      </w:r>
+      <w:r>
+        <w:rPr>
+          <w:rStyle w:val="NormalTok"/>
+        </w:rPr>
+        <w:t xml:space="preserve"> </w:t>
+      </w:r>
+      <w:r>
+        <w:rPr>
+          <w:rStyle w:val="BuiltInTok"/>
+        </w:rPr>
+        <w:t xml:space="preserve">sum</w:t>
+      </w:r>
+      <w:r>
+        <w:rPr>
+          <w:rStyle w:val="NormalTok"/>
+        </w:rPr>
+        <w:t xml:space="preserve">(args)</w:t>
+      </w:r>
+    </w:p>
+    <w:p>
+      <w:pPr>
+        <w:pStyle w:val="BlockText"/>
+      </w:pPr>
+      <w:r>
+        <w:t xml:space="preserve">💡 Le nom</w:t>
+      </w:r>
+      <w:r>
+        <w:t xml:space="preserve"> </w:t>
+      </w:r>
+      <w:r>
+        <w:rPr>
+          <w:rStyle w:val="VerbatimChar"/>
+        </w:rPr>
+        <w:t xml:space="preserve">args</w:t>
+      </w:r>
+      <w:r>
+        <w:t xml:space="preserve"> </w:t>
+      </w:r>
+      <w:r>
+        <w:t xml:space="preserve">est une convention en Python, mais c’est l’astérisque</w:t>
+      </w:r>
+      <w:r>
+        <w:t xml:space="preserve"> </w:t>
+      </w:r>
+      <w:r>
+        <w:rPr>
+          <w:rStyle w:val="VerbatimChar"/>
+        </w:rPr>
+        <w:t xml:space="preserve">*</w:t>
+      </w:r>
+      <w:r>
+        <w:t xml:space="preserve"> </w:t>
+      </w:r>
+      <w:r>
+        <w:t xml:space="preserve">qui indique au langage de capturer tous les arguments positionnels excédentaires.</w:t>
+      </w:r>
+    </w:p>
+    <w:p>
+      <w:r>
+        <w:pict>
+          <v:rect style="width:0;height:1.5pt" o:hralign="center" o:hrstd="t" o:hr="t"/>
+        </w:pict>
+      </w:r>
+    </w:p>
+    <w:bookmarkEnd w:id="23"/>
+    <w:bookmarkStart w:id="24" w:name="arguments-kargs"/>
+    <w:p>
+      <w:pPr>
+        <w:pStyle w:val="Heading2"/>
+      </w:pPr>
+      <w:r>
+        <w:t xml:space="preserve">Arguments *kargs</w:t>
+      </w:r>
+    </w:p>
+    <w:p>
+      <w:pPr>
+        <w:pStyle w:val="FirstParagraph"/>
+      </w:pPr>
+      <w:r>
+        <w:t xml:space="preserve">La syntaxe</w:t>
+      </w:r>
+      <w:r>
+        <w:t xml:space="preserve"> </w:t>
+      </w:r>
+      <w:r>
+        <w:rPr>
+          <w:rStyle w:val="VerbatimChar"/>
+        </w:rPr>
+        <w:t xml:space="preserve">**kwargs</w:t>
+      </w:r>
+      <w:r>
+        <w:t xml:space="preserve"> </w:t>
+      </w:r>
+      <w:r>
+        <w:t xml:space="preserve">(souvent appelée</w:t>
+      </w:r>
+      <w:r>
+        <w:t xml:space="preserve"> </w:t>
+      </w:r>
+      <w:r>
+        <w:rPr>
+          <w:rStyle w:val="VerbatimChar"/>
+        </w:rPr>
+        <w:t xml:space="preserve">kargs</w:t>
+      </w:r>
+      <w:r>
+        <w:t xml:space="preserve">) permet de récupérer un nombre variable d’arguments nommés sous la forme d’un dictionnaire au sein de la fonction.</w:t>
+      </w:r>
+    </w:p>
+    <w:p>
+      <w:pPr>
+        <w:pStyle w:val="SourceCode"/>
+      </w:pPr>
+      <w:r>
+        <w:rPr>
+          <w:rStyle w:val="CommentTok"/>
+        </w:rPr>
+        <w:t xml:space="preserve"># Fonction acceptant des arguments nommés dynamiques</w:t>
+      </w:r>
+      <w:r>
+        <w:br/>
+      </w:r>
+      <w:r>
+        <w:rPr>
+          <w:rStyle w:val="KeywordTok"/>
+        </w:rPr>
+        <w:t xml:space="preserve">def</w:t>
+      </w:r>
+      <w:r>
+        <w:rPr>
+          <w:rStyle w:val="NormalTok"/>
+        </w:rPr>
+        <w:t xml:space="preserve"> configurer(</w:t>
+      </w:r>
+      <w:r>
+        <w:rPr>
+          <w:rStyle w:val="OperatorTok"/>
+        </w:rPr>
+        <w:t xml:space="preserve">**</w:t>
+      </w:r>
+      <w:r>
+        <w:rPr>
+          <w:rStyle w:val="NormalTok"/>
+        </w:rPr>
+        <w:t xml:space="preserve">kwargs):</w:t>
+      </w:r>
+      <w:r>
+        <w:br/>
+      </w:r>
+      <w:r>
+        <w:rPr>
+          <w:rStyle w:val="NormalTok"/>
+        </w:rPr>
+        <w:t xml:space="preserve">    </w:t>
+      </w:r>
+      <w:r>
+        <w:rPr>
+          <w:rStyle w:val="ControlFlowTok"/>
+        </w:rPr>
+        <w:t xml:space="preserve">for</w:t>
+      </w:r>
+      <w:r>
+        <w:rPr>
+          <w:rStyle w:val="NormalTok"/>
+        </w:rPr>
+        <w:t xml:space="preserve"> cle, valeur </w:t>
+      </w:r>
+      <w:r>
+        <w:rPr>
+          <w:rStyle w:val="KeywordTok"/>
+        </w:rPr>
+        <w:t xml:space="preserve">in</w:t>
+      </w:r>
+      <w:r>
+        <w:rPr>
+          <w:rStyle w:val="NormalTok"/>
+        </w:rPr>
+        <w:t xml:space="preserve"> kwargs.items():</w:t>
+      </w:r>
+      <w:r>
+        <w:br/>
+      </w:r>
+      <w:r>
+        <w:rPr>
+          <w:rStyle w:val="NormalTok"/>
+        </w:rPr>
+        <w:t xml:space="preserve">        </w:t>
+      </w:r>
+      <w:r>
+        <w:rPr>
+          <w:rStyle w:val="BuiltInTok"/>
+        </w:rPr>
+        <w:t xml:space="preserve">print</w:t>
+      </w:r>
+      <w:r>
+        <w:rPr>
+          <w:rStyle w:val="NormalTok"/>
+        </w:rPr>
+        <w:t xml:space="preserve">(</w:t>
+      </w:r>
+      <w:r>
+        <w:rPr>
+          <w:rStyle w:val="SpecialStringTok"/>
+        </w:rPr>
+        <w:t xml:space="preserve">f"</w:t>
+      </w:r>
+      <w:r>
+        <w:rPr>
+          <w:rStyle w:val="SpecialCharTok"/>
+        </w:rPr>
+        <w:t xml:space="preserve">{</w:t>
+      </w:r>
+      <w:r>
+        <w:rPr>
+          <w:rStyle w:val="NormalTok"/>
+        </w:rPr>
+        <w:t xml:space="preserve">cle</w:t>
+      </w:r>
+      <w:r>
+        <w:rPr>
+          <w:rStyle w:val="SpecialCharTok"/>
+        </w:rPr>
+        <w:t xml:space="preserve">}</w:t>
+      </w:r>
+      <w:r>
+        <w:rPr>
+          <w:rStyle w:val="SpecialStringTok"/>
+        </w:rPr>
+        <w:t xml:space="preserve"> = </w:t>
+      </w:r>
+      <w:r>
+        <w:rPr>
+          <w:rStyle w:val="SpecialCharTok"/>
+        </w:rPr>
+        <w:t xml:space="preserve">{</w:t>
+      </w:r>
+      <w:r>
+        <w:rPr>
+          <w:rStyle w:val="NormalTok"/>
+        </w:rPr>
+        <w:t xml:space="preserve">valeur</w:t>
+      </w:r>
+      <w:r>
+        <w:rPr>
+          <w:rStyle w:val="SpecialCharTok"/>
+        </w:rPr>
+        <w:t xml:space="preserve">}</w:t>
+      </w:r>
+      <w:r>
+        <w:rPr>
+          <w:rStyle w:val="SpecialStringTok"/>
+        </w:rPr>
+        <w:t xml:space="preserve">"</w:t>
+      </w:r>
+      <w:r>
+        <w:rPr>
+          <w:rStyle w:val="NormalTok"/>
+        </w:rPr>
+        <w:t xml:space="preserve">)</w:t>
+      </w:r>
+    </w:p>
+    <w:p>
+      <w:pPr>
+        <w:pStyle w:val="BlockText"/>
+      </w:pPr>
+      <w:r>
+        <w:t xml:space="preserve">💡 L’utilisation conjointe de</w:t>
+      </w:r>
+      <w:r>
+        <w:t xml:space="preserve"> </w:t>
+      </w:r>
+      <w:r>
+        <w:rPr>
+          <w:rStyle w:val="VerbatimChar"/>
+        </w:rPr>
+        <w:t xml:space="preserve">*args</w:t>
+      </w:r>
+      <w:r>
+        <w:t xml:space="preserve"> </w:t>
+      </w:r>
+      <w:r>
+        <w:t xml:space="preserve">et</w:t>
+      </w:r>
+      <w:r>
+        <w:t xml:space="preserve"> </w:t>
+      </w:r>
+      <w:r>
+        <w:rPr>
+          <w:rStyle w:val="VerbatimChar"/>
+        </w:rPr>
+        <w:t xml:space="preserve">**kwargs</w:t>
+      </w:r>
+      <w:r>
+        <w:t xml:space="preserve"> </w:t>
+      </w:r>
+      <w:r>
+        <w:t xml:space="preserve">offre une flexibilité maximale pour créer des fonctions enveloppes (</w:t>
+      </w:r>
+      <w:r>
+        <w:rPr>
+          <w:iCs/>
+          <w:i/>
+        </w:rPr>
+        <w:t xml:space="preserve">wrappers</w:t>
+      </w:r>
+      <w:r>
+        <w:t xml:space="preserve">) ou des décorateurs.</w:t>
+      </w:r>
+    </w:p>
+    <w:p>
+      <w:r>
+        <w:pict>
+          <v:rect style="width:0;height:1.5pt" o:hralign="center" o:hrstd="t" o:hr="t"/>
+        </w:pict>
+      </w:r>
+    </w:p>
+    <w:bookmarkEnd w:id="24"/>
+    <w:bookmarkStart w:id="25" w:name="fonction-en-tant-quargument-delegate"/>
+    <w:p>
+      <w:pPr>
+        <w:pStyle w:val="Heading2"/>
+      </w:pPr>
+      <w:r>
+        <w:t xml:space="preserve">Fonction en tant qu’argument (delegate)</w:t>
+      </w:r>
+    </w:p>
+    <w:p>
+      <w:pPr>
+        <w:pStyle w:val="FirstParagraph"/>
+      </w:pPr>
+      <w:r>
+        <w:t xml:space="preserve">En Python, les fonctions sont des objets de première classe, ce qui signifie qu’elles peuvent être passées en tant qu’arguments à d’autres fonctions, agissant ainsi comme des délégués.</w:t>
+      </w:r>
+    </w:p>
+    <w:p>
+      <w:pPr>
+        <w:pStyle w:val="SourceCode"/>
+      </w:pPr>
+      <w:r>
+        <w:rPr>
+          <w:rStyle w:val="CommentTok"/>
+        </w:rPr>
+        <w:t xml:space="preserve"># Utilisation d'une fonction en tant qu'argument</w:t>
+      </w:r>
+      <w:r>
+        <w:br/>
+      </w:r>
+      <w:r>
+        <w:rPr>
+          <w:rStyle w:val="KeywordTok"/>
+        </w:rPr>
+        <w:t xml:space="preserve">def</w:t>
+      </w:r>
+      <w:r>
+        <w:rPr>
+          <w:rStyle w:val="NormalTok"/>
+        </w:rPr>
+        <w:t xml:space="preserve"> appliquer_operation(operation, x, y):</w:t>
+      </w:r>
+      <w:r>
+        <w:br/>
+      </w:r>
+      <w:r>
+        <w:rPr>
+          <w:rStyle w:val="NormalTok"/>
+        </w:rPr>
+        <w:t xml:space="preserve">    </w:t>
+      </w:r>
+      <w:r>
+        <w:rPr>
+          <w:rStyle w:val="ControlFlowTok"/>
+        </w:rPr>
+        <w:t xml:space="preserve">return</w:t>
+      </w:r>
+      <w:r>
+        <w:rPr>
+          <w:rStyle w:val="NormalTok"/>
+        </w:rPr>
+        <w:t xml:space="preserve"> operation(x, y)</w:t>
+      </w:r>
+      <w:r>
+        <w:br/>
+      </w:r>
+      <w:r>
+        <w:br/>
+      </w:r>
+      <w:r>
+        <w:rPr>
+          <w:rStyle w:val="NormalTok"/>
+        </w:rPr>
+        <w:t xml:space="preserve">resultat </w:t>
+      </w:r>
+      <w:r>
+        <w:rPr>
+          <w:rStyle w:val="OperatorTok"/>
+        </w:rPr>
+        <w:t xml:space="preserve">=</w:t>
+      </w:r>
+      <w:r>
+        <w:rPr>
+          <w:rStyle w:val="NormalTok"/>
+        </w:rPr>
+        <w:t xml:space="preserve"> appliquer_operation(</w:t>
+      </w:r>
+      <w:r>
+        <w:rPr>
+          <w:rStyle w:val="KeywordTok"/>
+        </w:rPr>
+        <w:t xml:space="preserve">lambda</w:t>
+      </w:r>
+      <w:r>
+        <w:rPr>
+          <w:rStyle w:val="NormalTok"/>
+        </w:rPr>
+        <w:t xml:space="preserve"> a, b: a </w:t>
+      </w:r>
+      <w:r>
+        <w:rPr>
+          <w:rStyle w:val="OperatorTok"/>
+        </w:rPr>
+        <w:t xml:space="preserve">*</w:t>
+      </w:r>
+      <w:r>
+        <w:rPr>
+          <w:rStyle w:val="NormalTok"/>
+        </w:rPr>
+        <w:t xml:space="preserve"> b, </w:t>
+      </w:r>
+      <w:r>
+        <w:rPr>
+          <w:rStyle w:val="DecValTok"/>
+        </w:rPr>
+        <w:t xml:space="preserve">4</w:t>
+      </w:r>
+      <w:r>
+        <w:rPr>
+          <w:rStyle w:val="NormalTok"/>
+        </w:rPr>
+        <w:t xml:space="preserve">, </w:t>
+      </w:r>
+      <w:r>
+        <w:rPr>
+          <w:rStyle w:val="DecValTok"/>
+        </w:rPr>
+        <w:t xml:space="preserve">5</w:t>
+      </w:r>
+      <w:r>
+        <w:rPr>
+          <w:rStyle w:val="NormalTok"/>
+        </w:rPr>
+        <w:t xml:space="preserve">)</w:t>
+      </w:r>
+    </w:p>
+    <w:p>
+      <w:pPr>
+        <w:pStyle w:val="BlockText"/>
+      </w:pPr>
+      <w:r>
+        <w:t xml:space="preserve">💡 Passer des fonctions en argument est la base de la programmation fonctionnelle et permet de concevoir des algorithmes hautement génériques et réutilisables.</w:t>
+      </w:r>
+    </w:p>
+    <w:p>
+      <w:r>
+        <w:pict>
+          <v:rect style="width:0;height:1.5pt" o:hralign="center" o:hrstd="t" o:hr="t"/>
+        </w:pict>
+      </w:r>
+    </w:p>
+    <w:bookmarkEnd w:id="25"/>
+    <w:bookmarkStart w:id="26" w:name="exemple-de-synthèse"/>
+    <w:p>
+      <w:pPr>
+        <w:pStyle w:val="Heading2"/>
+      </w:pPr>
+      <w:r>
         <w:t xml:space="preserve">Exemple de synthèse</w:t>
       </w:r>
     </w:p>
@@ -459,7 +1126,7 @@
         <w:rPr>
           <w:rStyle w:val="CommentTok"/>
         </w:rPr>
-        <w:t xml:space="preserve"># Programme complet combinant la création d'un générateur avec yield et un générateur prédéfini</w:t>
+        <w:t xml:space="preserve"># Programme complet combinant fonctions, valeurs par défaut, *args, **kwargs et délégués</w:t>
       </w:r>
       <w:r>
         <w:br/>
@@ -477,7 +1144,49 @@
         <w:rPr>
           <w:rStyle w:val="NormalTok"/>
         </w:rPr>
-        <w:t xml:space="preserve"> lecteur_lignes_simule(donnees):</w:t>
+        <w:t xml:space="preserve"> calculer_total_remise(taux</w:t>
+      </w:r>
+      <w:r>
+        <w:rPr>
+          <w:rStyle w:val="OperatorTok"/>
+        </w:rPr>
+        <w:t xml:space="preserve">=</w:t>
+      </w:r>
+      <w:r>
+        <w:rPr>
+          <w:rStyle w:val="FloatTok"/>
+        </w:rPr>
+        <w:t xml:space="preserve">0.1</w:t>
+      </w:r>
+      <w:r>
+        <w:rPr>
+          <w:rStyle w:val="NormalTok"/>
+        </w:rPr>
+        <w:t xml:space="preserve">, </w:t>
+      </w:r>
+      <w:r>
+        <w:rPr>
+          <w:rStyle w:val="OperatorTok"/>
+        </w:rPr>
+        <w:t xml:space="preserve">*</w:t>
+      </w:r>
+      <w:r>
+        <w:rPr>
+          <w:rStyle w:val="NormalTok"/>
+        </w:rPr>
+        <w:t xml:space="preserve">montants, </w:t>
+      </w:r>
+      <w:r>
+        <w:rPr>
+          <w:rStyle w:val="OperatorTok"/>
+        </w:rPr>
+        <w:t xml:space="preserve">**</w:t>
+      </w:r>
+      <w:r>
+        <w:rPr>
+          <w:rStyle w:val="NormalTok"/>
+        </w:rPr>
+        <w:t xml:space="preserve">details):</w:t>
       </w:r>
       <w:r>
         <w:br/>
@@ -492,7 +1201,97 @@
         <w:rPr>
           <w:rStyle w:val="CommentTok"/>
         </w:rPr>
-        <w:t xml:space="preserve">"""Générateur personnalisé pour traiter des lignes de texte à la demande."""</w:t>
+        <w:t xml:space="preserve">"""Calcule un total avec *args et affiche les options via **kwargs."""</w:t>
+      </w:r>
+      <w:r>
+        <w:br/>
+      </w:r>
+      <w:r>
+        <w:rPr>
+          <w:rStyle w:val="NormalTok"/>
+        </w:rPr>
+        <w:t xml:space="preserve">    sous_total </w:t>
+      </w:r>
+      <w:r>
+        <w:rPr>
+          <w:rStyle w:val="OperatorTok"/>
+        </w:rPr>
+        <w:t xml:space="preserve">=</w:t>
+      </w:r>
+      <w:r>
+        <w:rPr>
+          <w:rStyle w:val="NormalTok"/>
+        </w:rPr>
+        <w:t xml:space="preserve"> </w:t>
+      </w:r>
+      <w:r>
+        <w:rPr>
+          <w:rStyle w:val="BuiltInTok"/>
+        </w:rPr>
+        <w:t xml:space="preserve">sum</w:t>
+      </w:r>
+      <w:r>
+        <w:rPr>
+          <w:rStyle w:val="NormalTok"/>
+        </w:rPr>
+        <w:t xml:space="preserve">(montants)</w:t>
+      </w:r>
+      <w:r>
+        <w:br/>
+      </w:r>
+      <w:r>
+        <w:rPr>
+          <w:rStyle w:val="NormalTok"/>
+        </w:rPr>
+        <w:t xml:space="preserve">    total_net </w:t>
+      </w:r>
+      <w:r>
+        <w:rPr>
+          <w:rStyle w:val="OperatorTok"/>
+        </w:rPr>
+        <w:t xml:space="preserve">=</w:t>
+      </w:r>
+      <w:r>
+        <w:rPr>
+          <w:rStyle w:val="NormalTok"/>
+        </w:rPr>
+        <w:t xml:space="preserve"> sous_total </w:t>
+      </w:r>
+      <w:r>
+        <w:rPr>
+          <w:rStyle w:val="OperatorTok"/>
+        </w:rPr>
+        <w:t xml:space="preserve">*</w:t>
+      </w:r>
+      <w:r>
+        <w:rPr>
+          <w:rStyle w:val="NormalTok"/>
+        </w:rPr>
+        <w:t xml:space="preserve"> (</w:t>
+      </w:r>
+      <w:r>
+        <w:rPr>
+          <w:rStyle w:val="DecValTok"/>
+        </w:rPr>
+        <w:t xml:space="preserve">1</w:t>
+      </w:r>
+      <w:r>
+        <w:rPr>
+          <w:rStyle w:val="NormalTok"/>
+        </w:rPr>
+        <w:t xml:space="preserve"> </w:t>
+      </w:r>
+      <w:r>
+        <w:rPr>
+          <w:rStyle w:val="OperatorTok"/>
+        </w:rPr>
+        <w:t xml:space="preserve">-</w:t>
+      </w:r>
+      <w:r>
+        <w:rPr>
+          <w:rStyle w:val="NormalTok"/>
+        </w:rPr>
+        <w:t xml:space="preserve"> taux)</w:t>
       </w:r>
       <w:r>
         <w:br/>
@@ -504,76 +1303,298 @@
         <w:t xml:space="preserve">    </w:t>
       </w:r>
       <w:r>
+        <w:br/>
+      </w:r>
+      <w:r>
+        <w:rPr>
+          <w:rStyle w:val="NormalTok"/>
+        </w:rPr>
+        <w:t xml:space="preserve">    </w:t>
+      </w:r>
+      <w:r>
+        <w:rPr>
+          <w:rStyle w:val="BuiltInTok"/>
+        </w:rPr>
+        <w:t xml:space="preserve">print</w:t>
+      </w:r>
+      <w:r>
+        <w:rPr>
+          <w:rStyle w:val="NormalTok"/>
+        </w:rPr>
+        <w:t xml:space="preserve">(</w:t>
+      </w:r>
+      <w:r>
+        <w:rPr>
+          <w:rStyle w:val="SpecialStringTok"/>
+        </w:rPr>
+        <w:t xml:space="preserve">f"Facture pour </w:t>
+      </w:r>
+      <w:r>
+        <w:rPr>
+          <w:rStyle w:val="SpecialCharTok"/>
+        </w:rPr>
+        <w:t xml:space="preserve">{</w:t>
+      </w:r>
+      <w:r>
+        <w:rPr>
+          <w:rStyle w:val="NormalTok"/>
+        </w:rPr>
+        <w:t xml:space="preserve">details</w:t>
+      </w:r>
+      <w:r>
+        <w:rPr>
+          <w:rStyle w:val="SpecialCharTok"/>
+        </w:rPr>
+        <w:t xml:space="preserve">.</w:t>
+      </w:r>
+      <w:r>
+        <w:rPr>
+          <w:rStyle w:val="NormalTok"/>
+        </w:rPr>
+        <w:t xml:space="preserve">get(</w:t>
+      </w:r>
+      <w:r>
+        <w:rPr>
+          <w:rStyle w:val="StringTok"/>
+        </w:rPr>
+        <w:t xml:space="preserve">'client'</w:t>
+      </w:r>
+      <w:r>
+        <w:rPr>
+          <w:rStyle w:val="NormalTok"/>
+        </w:rPr>
+        <w:t xml:space="preserve">, </w:t>
+      </w:r>
+      <w:r>
+        <w:rPr>
+          <w:rStyle w:val="StringTok"/>
+        </w:rPr>
+        <w:t xml:space="preserve">'Client inconnu'</w:t>
+      </w:r>
+      <w:r>
+        <w:rPr>
+          <w:rStyle w:val="NormalTok"/>
+        </w:rPr>
+        <w:t xml:space="preserve">)</w:t>
+      </w:r>
+      <w:r>
+        <w:rPr>
+          <w:rStyle w:val="SpecialCharTok"/>
+        </w:rPr>
+        <w:t xml:space="preserve">}</w:t>
+      </w:r>
+      <w:r>
+        <w:rPr>
+          <w:rStyle w:val="SpecialStringTok"/>
+        </w:rPr>
+        <w:t xml:space="preserve">"</w:t>
+      </w:r>
+      <w:r>
+        <w:rPr>
+          <w:rStyle w:val="NormalTok"/>
+        </w:rPr>
+        <w:t xml:space="preserve">)</w:t>
+      </w:r>
+      <w:r>
+        <w:br/>
+      </w:r>
+      <w:r>
+        <w:rPr>
+          <w:rStyle w:val="NormalTok"/>
+        </w:rPr>
+        <w:t xml:space="preserve">    </w:t>
+      </w:r>
+      <w:r>
+        <w:rPr>
+          <w:rStyle w:val="BuiltInTok"/>
+        </w:rPr>
+        <w:t xml:space="preserve">print</w:t>
+      </w:r>
+      <w:r>
+        <w:rPr>
+          <w:rStyle w:val="NormalTok"/>
+        </w:rPr>
+        <w:t xml:space="preserve">(</w:t>
+      </w:r>
+      <w:r>
+        <w:rPr>
+          <w:rStyle w:val="SpecialStringTok"/>
+        </w:rPr>
+        <w:t xml:space="preserve">f"Sous-total : </w:t>
+      </w:r>
+      <w:r>
+        <w:rPr>
+          <w:rStyle w:val="SpecialCharTok"/>
+        </w:rPr>
+        <w:t xml:space="preserve">{</w:t>
+      </w:r>
+      <w:r>
+        <w:rPr>
+          <w:rStyle w:val="NormalTok"/>
+        </w:rPr>
+        <w:t xml:space="preserve">sous_total</w:t>
+      </w:r>
+      <w:r>
+        <w:rPr>
+          <w:rStyle w:val="SpecialCharTok"/>
+        </w:rPr>
+        <w:t xml:space="preserve">}</w:t>
+      </w:r>
+      <w:r>
+        <w:rPr>
+          <w:rStyle w:val="SpecialStringTok"/>
+        </w:rPr>
+        <w:t xml:space="preserve">€ | Net : </w:t>
+      </w:r>
+      <w:r>
+        <w:rPr>
+          <w:rStyle w:val="SpecialCharTok"/>
+        </w:rPr>
+        <w:t xml:space="preserve">{</w:t>
+      </w:r>
+      <w:r>
+        <w:rPr>
+          <w:rStyle w:val="NormalTok"/>
+        </w:rPr>
+        <w:t xml:space="preserve">total_net</w:t>
+      </w:r>
+      <w:r>
+        <w:rPr>
+          <w:rStyle w:val="SpecialCharTok"/>
+        </w:rPr>
+        <w:t xml:space="preserve">}</w:t>
+      </w:r>
+      <w:r>
+        <w:rPr>
+          <w:rStyle w:val="SpecialStringTok"/>
+        </w:rPr>
+        <w:t xml:space="preserve">€"</w:t>
+      </w:r>
+      <w:r>
+        <w:rPr>
+          <w:rStyle w:val="NormalTok"/>
+        </w:rPr>
+        <w:t xml:space="preserve">)</w:t>
+      </w:r>
+      <w:r>
+        <w:br/>
+      </w:r>
+      <w:r>
+        <w:rPr>
+          <w:rStyle w:val="NormalTok"/>
+        </w:rPr>
+        <w:t xml:space="preserve">    </w:t>
+      </w:r>
+      <w:r>
         <w:rPr>
           <w:rStyle w:val="ControlFlowTok"/>
         </w:rPr>
-        <w:t xml:space="preserve">for</w:t>
-      </w:r>
-      <w:r>
-        <w:rPr>
-          <w:rStyle w:val="NormalTok"/>
-        </w:rPr>
-        <w:t xml:space="preserve"> ligne </w:t>
+        <w:t xml:space="preserve">return</w:t>
+      </w:r>
+      <w:r>
+        <w:rPr>
+          <w:rStyle w:val="NormalTok"/>
+        </w:rPr>
+        <w:t xml:space="preserve"> total_net</w:t>
+      </w:r>
+      <w:r>
+        <w:br/>
+      </w:r>
+      <w:r>
+        <w:br/>
+      </w:r>
+      <w:r>
+        <w:rPr>
+          <w:rStyle w:val="CommentTok"/>
+        </w:rPr>
+        <w:t xml:space="preserve"># Fonction déléguée à passer en paramètre</w:t>
+      </w:r>
+      <w:r>
+        <w:br/>
       </w:r>
       <w:r>
         <w:rPr>
           <w:rStyle w:val="KeywordTok"/>
         </w:rPr>
-        <w:t xml:space="preserve">in</w:t>
-      </w:r>
-      <w:r>
-        <w:rPr>
-          <w:rStyle w:val="NormalTok"/>
-        </w:rPr>
-        <w:t xml:space="preserve"> donnees:</w:t>
-      </w:r>
-      <w:r>
-        <w:br/>
-      </w:r>
-      <w:r>
-        <w:rPr>
-          <w:rStyle w:val="NormalTok"/>
-        </w:rPr>
-        <w:t xml:space="preserve">        </w:t>
+        <w:t xml:space="preserve">def</w:t>
+      </w:r>
+      <w:r>
+        <w:rPr>
+          <w:rStyle w:val="NormalTok"/>
+        </w:rPr>
+        <w:t xml:space="preserve"> formater_monnaie(montant):</w:t>
+      </w:r>
+      <w:r>
+        <w:br/>
+      </w:r>
+      <w:r>
+        <w:rPr>
+          <w:rStyle w:val="NormalTok"/>
+        </w:rPr>
+        <w:t xml:space="preserve">    </w:t>
+      </w:r>
+      <w:r>
+        <w:rPr>
+          <w:rStyle w:val="ControlFlowTok"/>
+        </w:rPr>
+        <w:t xml:space="preserve">return</w:t>
+      </w:r>
+      <w:r>
+        <w:rPr>
+          <w:rStyle w:val="NormalTok"/>
+        </w:rPr>
+        <w:t xml:space="preserve"> </w:t>
+      </w:r>
+      <w:r>
+        <w:rPr>
+          <w:rStyle w:val="SpecialStringTok"/>
+        </w:rPr>
+        <w:t xml:space="preserve">f"</w:t>
+      </w:r>
+      <w:r>
+        <w:rPr>
+          <w:rStyle w:val="SpecialCharTok"/>
+        </w:rPr>
+        <w:t xml:space="preserve">{</w:t>
+      </w:r>
+      <w:r>
+        <w:rPr>
+          <w:rStyle w:val="NormalTok"/>
+        </w:rPr>
+        <w:t xml:space="preserve">montant</w:t>
+      </w:r>
+      <w:r>
+        <w:rPr>
+          <w:rStyle w:val="SpecialCharTok"/>
+        </w:rPr>
+        <w:t xml:space="preserve">:.2f}</w:t>
+      </w:r>
+      <w:r>
+        <w:rPr>
+          <w:rStyle w:val="SpecialStringTok"/>
+        </w:rPr>
+        <w:t xml:space="preserve"> EUR"</w:t>
+      </w:r>
+      <w:r>
+        <w:br/>
+      </w:r>
+      <w:r>
+        <w:br/>
       </w:r>
       <w:r>
         <w:rPr>
           <w:rStyle w:val="CommentTok"/>
         </w:rPr>
-        <w:t xml:space="preserve"># Instruction yield pour suspendre et renvoyer la ligne nettoyée</w:t>
-      </w:r>
-      <w:r>
-        <w:br/>
-      </w:r>
-      <w:r>
-        <w:rPr>
-          <w:rStyle w:val="NormalTok"/>
-        </w:rPr>
-        <w:t xml:space="preserve">        </w:t>
-      </w:r>
-      <w:r>
-        <w:rPr>
-          <w:rStyle w:val="ControlFlowTok"/>
-        </w:rPr>
-        <w:t xml:space="preserve">yield</w:t>
-      </w:r>
-      <w:r>
-        <w:rPr>
-          <w:rStyle w:val="NormalTok"/>
-        </w:rPr>
-        <w:t xml:space="preserve"> ligne.strip().upper()</w:t>
-      </w:r>
-      <w:r>
-        <w:br/>
-      </w:r>
-      <w:r>
-        <w:br/>
-      </w:r>
-      <w:r>
-        <w:rPr>
-          <w:rStyle w:val="NormalTok"/>
-        </w:rPr>
-        <w:t xml:space="preserve">flux_brut </w:t>
+        <w:t xml:space="preserve"># Appel de la fonction principale avec différents types d'arguments</w:t>
+      </w:r>
+      <w:r>
+        <w:br/>
+      </w:r>
+      <w:r>
+        <w:rPr>
+          <w:rStyle w:val="NormalTok"/>
+        </w:rPr>
+        <w:t xml:space="preserve">montant_final </w:t>
       </w:r>
       <w:r>
         <w:rPr>
@@ -585,230 +1606,122 @@
         <w:rPr>
           <w:rStyle w:val="NormalTok"/>
         </w:rPr>
-        <w:t xml:space="preserve"> [</w:t>
+        <w:t xml:space="preserve"> calculer_total_remise(</w:t>
+      </w:r>
+      <w:r>
+        <w:rPr>
+          <w:rStyle w:val="FloatTok"/>
+        </w:rPr>
+        <w:t xml:space="preserve">0.2</w:t>
+      </w:r>
+      <w:r>
+        <w:rPr>
+          <w:rStyle w:val="NormalTok"/>
+        </w:rPr>
+        <w:t xml:space="preserve">, </w:t>
+      </w:r>
+      <w:r>
+        <w:rPr>
+          <w:rStyle w:val="FloatTok"/>
+        </w:rPr>
+        <w:t xml:space="preserve">100.0</w:t>
+      </w:r>
+      <w:r>
+        <w:rPr>
+          <w:rStyle w:val="NormalTok"/>
+        </w:rPr>
+        <w:t xml:space="preserve">, </w:t>
+      </w:r>
+      <w:r>
+        <w:rPr>
+          <w:rStyle w:val="FloatTok"/>
+        </w:rPr>
+        <w:t xml:space="preserve">50.0</w:t>
+      </w:r>
+      <w:r>
+        <w:rPr>
+          <w:rStyle w:val="NormalTok"/>
+        </w:rPr>
+        <w:t xml:space="preserve">, </w:t>
+      </w:r>
+      <w:r>
+        <w:rPr>
+          <w:rStyle w:val="FloatTok"/>
+        </w:rPr>
+        <w:t xml:space="preserve">25.0</w:t>
+      </w:r>
+      <w:r>
+        <w:rPr>
+          <w:rStyle w:val="NormalTok"/>
+        </w:rPr>
+        <w:t xml:space="preserve">, client</w:t>
+      </w:r>
+      <w:r>
+        <w:rPr>
+          <w:rStyle w:val="OperatorTok"/>
+        </w:rPr>
+        <w:t xml:space="preserve">=</w:t>
       </w:r>
       <w:r>
         <w:rPr>
           <w:rStyle w:val="StringTok"/>
         </w:rPr>
-        <w:t xml:space="preserve">"  premiere ligne  "</w:t>
-      </w:r>
-      <w:r>
-        <w:rPr>
-          <w:rStyle w:val="NormalTok"/>
-        </w:rPr>
-        <w:t xml:space="preserve">, </w:t>
+        <w:t xml:space="preserve">"Alice"</w:t>
+      </w:r>
+      <w:r>
+        <w:rPr>
+          <w:rStyle w:val="NormalTok"/>
+        </w:rPr>
+        <w:t xml:space="preserve">, mode</w:t>
+      </w:r>
+      <w:r>
+        <w:rPr>
+          <w:rStyle w:val="OperatorTok"/>
+        </w:rPr>
+        <w:t xml:space="preserve">=</w:t>
       </w:r>
       <w:r>
         <w:rPr>
           <w:rStyle w:val="StringTok"/>
         </w:rPr>
-        <w:t xml:space="preserve">"  seconde ligne  "</w:t>
-      </w:r>
-      <w:r>
-        <w:rPr>
-          <w:rStyle w:val="NormalTok"/>
-        </w:rPr>
-        <w:t xml:space="preserve">, </w:t>
+        <w:t xml:space="preserve">"express"</w:t>
+      </w:r>
+      <w:r>
+        <w:rPr>
+          <w:rStyle w:val="NormalTok"/>
+        </w:rPr>
+        <w:t xml:space="preserve">)</w:t>
+      </w:r>
+      <w:r>
+        <w:br/>
+      </w:r>
+      <w:r>
+        <w:rPr>
+          <w:rStyle w:val="BuiltInTok"/>
+        </w:rPr>
+        <w:t xml:space="preserve">print</w:t>
+      </w:r>
+      <w:r>
+        <w:rPr>
+          <w:rStyle w:val="NormalTok"/>
+        </w:rPr>
+        <w:t xml:space="preserve">(</w:t>
       </w:r>
       <w:r>
         <w:rPr>
           <w:rStyle w:val="StringTok"/>
         </w:rPr>
-        <w:t xml:space="preserve">"  troisieme ligne  "</w:t>
-      </w:r>
-      <w:r>
-        <w:rPr>
-          <w:rStyle w:val="NormalTok"/>
-        </w:rPr>
-        <w:t xml:space="preserve">]</w:t>
-      </w:r>
-      <w:r>
-        <w:br/>
-      </w:r>
-      <w:r>
-        <w:br/>
-      </w:r>
-      <w:r>
-        <w:rPr>
-          <w:rStyle w:val="CommentTok"/>
-        </w:rPr>
-        <w:t xml:space="preserve"># Utilisation du générateur personnalisé</w:t>
-      </w:r>
-      <w:r>
-        <w:br/>
-      </w:r>
-      <w:r>
-        <w:rPr>
-          <w:rStyle w:val="NormalTok"/>
-        </w:rPr>
-        <w:t xml:space="preserve">gen_personnalise </w:t>
-      </w:r>
-      <w:r>
-        <w:rPr>
-          <w:rStyle w:val="OperatorTok"/>
-        </w:rPr>
-        <w:t xml:space="preserve">=</w:t>
-      </w:r>
-      <w:r>
-        <w:rPr>
-          <w:rStyle w:val="NormalTok"/>
-        </w:rPr>
-        <w:t xml:space="preserve"> lecteur_lignes_simule(flux_brut)</w:t>
-      </w:r>
-      <w:r>
-        <w:br/>
-      </w:r>
-      <w:r>
-        <w:br/>
-      </w:r>
-      <w:r>
-        <w:rPr>
-          <w:rStyle w:val="CommentTok"/>
-        </w:rPr>
-        <w:t xml:space="preserve"># Utilisation d'un générateur prédéfini (enumerate) associé</w:t>
-      </w:r>
-      <w:r>
-        <w:br/>
-      </w:r>
-      <w:r>
-        <w:rPr>
-          <w:rStyle w:val="ControlFlowTok"/>
-        </w:rPr>
-        <w:t xml:space="preserve">for</w:t>
-      </w:r>
-      <w:r>
-        <w:rPr>
-          <w:rStyle w:val="NormalTok"/>
-        </w:rPr>
-        <w:t xml:space="preserve"> index, texte_traite </w:t>
-      </w:r>
-      <w:r>
-        <w:rPr>
-          <w:rStyle w:val="KeywordTok"/>
-        </w:rPr>
-        <w:t xml:space="preserve">in</w:t>
-      </w:r>
-      <w:r>
-        <w:rPr>
-          <w:rStyle w:val="NormalTok"/>
-        </w:rPr>
-        <w:t xml:space="preserve"> </w:t>
-      </w:r>
-      <w:r>
-        <w:rPr>
-          <w:rStyle w:val="BuiltInTok"/>
-        </w:rPr>
-        <w:t xml:space="preserve">enumerate</w:t>
-      </w:r>
-      <w:r>
-        <w:rPr>
-          <w:rStyle w:val="NormalTok"/>
-        </w:rPr>
-        <w:t xml:space="preserve">(gen_personnalise, start</w:t>
-      </w:r>
-      <w:r>
-        <w:rPr>
-          <w:rStyle w:val="OperatorTok"/>
-        </w:rPr>
-        <w:t xml:space="preserve">=</w:t>
-      </w:r>
-      <w:r>
-        <w:rPr>
-          <w:rStyle w:val="DecValTok"/>
-        </w:rPr>
-        <w:t xml:space="preserve">1</w:t>
-      </w:r>
-      <w:r>
-        <w:rPr>
-          <w:rStyle w:val="NormalTok"/>
-        </w:rPr>
-        <w:t xml:space="preserve">):</w:t>
-      </w:r>
-      <w:r>
-        <w:br/>
-      </w:r>
-      <w:r>
-        <w:rPr>
-          <w:rStyle w:val="NormalTok"/>
-        </w:rPr>
-        <w:t xml:space="preserve">    </w:t>
-      </w:r>
-      <w:r>
-        <w:rPr>
-          <w:rStyle w:val="BuiltInTok"/>
-        </w:rPr>
-        <w:t xml:space="preserve">print</w:t>
-      </w:r>
-      <w:r>
-        <w:rPr>
-          <w:rStyle w:val="NormalTok"/>
-        </w:rPr>
-        <w:t xml:space="preserve">(</w:t>
-      </w:r>
-      <w:r>
-        <w:rPr>
-          <w:rStyle w:val="SpecialStringTok"/>
-        </w:rPr>
-        <w:t xml:space="preserve">f"Ligne </w:t>
-      </w:r>
-      <w:r>
-        <w:rPr>
-          <w:rStyle w:val="SpecialCharTok"/>
-        </w:rPr>
-        <w:t xml:space="preserve">{</w:t>
-      </w:r>
-      <w:r>
-        <w:rPr>
-          <w:rStyle w:val="NormalTok"/>
-        </w:rPr>
-        <w:t xml:space="preserve">index</w:t>
-      </w:r>
-      <w:r>
-        <w:rPr>
-          <w:rStyle w:val="SpecialCharTok"/>
-        </w:rPr>
-        <w:t xml:space="preserve">}</w:t>
-      </w:r>
-      <w:r>
-        <w:rPr>
-          <w:rStyle w:val="SpecialStringTok"/>
-        </w:rPr>
-        <w:t xml:space="preserve"> : </w:t>
-      </w:r>
-      <w:r>
-        <w:rPr>
-          <w:rStyle w:val="SpecialCharTok"/>
-        </w:rPr>
-        <w:t xml:space="preserve">{</w:t>
-      </w:r>
-      <w:r>
-        <w:rPr>
-          <w:rStyle w:val="NormalTok"/>
-        </w:rPr>
-        <w:t xml:space="preserve">texte_traite</w:t>
-      </w:r>
-      <w:r>
-        <w:rPr>
-          <w:rStyle w:val="SpecialCharTok"/>
-        </w:rPr>
-        <w:t xml:space="preserve">}</w:t>
-      </w:r>
-      <w:r>
-        <w:rPr>
-          <w:rStyle w:val="SpecialStringTok"/>
-        </w:rPr>
-        <w:t xml:space="preserve">"</w:t>
-      </w:r>
-      <w:r>
-        <w:rPr>
-          <w:rStyle w:val="NormalTok"/>
-        </w:rPr>
-        <w:t xml:space="preserve">)</w:t>
-      </w:r>
-    </w:p>
-    <w:bookmarkEnd w:id="22"/>
-    <w:bookmarkStart w:id="23" w:name="exercices"/>
+        <w:t xml:space="preserve">"Format final :"</w:t>
+      </w:r>
+      <w:r>
+        <w:rPr>
+          <w:rStyle w:val="NormalTok"/>
+        </w:rPr>
+        <w:t xml:space="preserve">, formater_monnaie(montant_final))</w:t>
+      </w:r>
+    </w:p>
+    <w:bookmarkEnd w:id="26"/>
+    <w:bookmarkStart w:id="27" w:name="exercices"/>
     <w:p>
       <w:pPr>
         <w:pStyle w:val="Heading2"/>
@@ -836,7 +1749,7 @@
         <w:t xml:space="preserve"> </w:t>
       </w:r>
       <w:r>
-        <w:t xml:space="preserve">Écrivez une fonction génératrice utilisant</w:t>
+        <w:t xml:space="preserve">Écrivez une fonction qui accepte un nombre indéfini d’entiers via</w:t>
       </w:r>
       <w:r>
         <w:t xml:space="preserve"> </w:t>
@@ -845,25 +1758,13 @@
         <w:rPr>
           <w:rStyle w:val="VerbatimChar"/>
         </w:rPr>
-        <w:t xml:space="preserve">yield</w:t>
+        <w:t xml:space="preserve">*args</w:t>
       </w:r>
       <w:r>
         <w:t xml:space="preserve"> </w:t>
       </w:r>
       <w:r>
-        <w:t xml:space="preserve">pour produire les nombres pairs jusqu’à une limite passée en paramètre, puis parcourez ce générateur avec une boucle</w:t>
-      </w:r>
-      <w:r>
-        <w:t xml:space="preserve"> </w:t>
-      </w:r>
-      <w:r>
-        <w:rPr>
-          <w:rStyle w:val="VerbatimChar"/>
-        </w:rPr>
-        <w:t xml:space="preserve">for</w:t>
-      </w:r>
-      <w:r>
-        <w:t xml:space="preserve">.</w:t>
+        <w:t xml:space="preserve">et retourne leur moyenne arithmétique.</w:t>
       </w:r>
     </w:p>
     <w:p>
@@ -885,23 +1786,11 @@
         <w:t xml:space="preserve"> </w:t>
       </w:r>
       <w:r>
-        <w:t xml:space="preserve">Créez une expression génératrice qui calcule les carrés des nombres de 1 à 10, et récupérez les valeurs un par un à l’aide de la fonction</w:t>
-      </w:r>
-      <w:r>
-        <w:t xml:space="preserve"> </w:t>
-      </w:r>
-      <w:r>
-        <w:rPr>
-          <w:rStyle w:val="VerbatimChar"/>
-        </w:rPr>
-        <w:t xml:space="preserve">next()</w:t>
-      </w:r>
-      <w:r>
-        <w:t xml:space="preserve">.</w:t>
-      </w:r>
-    </w:p>
-    <w:bookmarkEnd w:id="23"/>
-    <w:bookmarkEnd w:id="24"/>
+        <w:t xml:space="preserve">Créez une fonction qui prend en paramètre une fonction mathématique et deux nombres, puis applique cette fonction sur les deux nombres pour retourner le résultat.</w:t>
+      </w:r>
+    </w:p>
+    <w:bookmarkEnd w:id="27"/>
+    <w:bookmarkEnd w:id="28"/>
     <w:sectPr/>
   </w:body>
 </w:document>

--- a/redaction/chapitre9/paragraphes.docx
+++ b/redaction/chapitre9/paragraphes.docx
@@ -6,6 +6,7 @@
     <w:p>
       <w:pPr>
         <w:pStyle w:val="Heading1"/>
+        <w:pageBreakBefore/>
       </w:pPr>
       <w:r>
         <w:t xml:space="preserve">Chapitre 7 : Les fonctions et passage d’arguments</w:t>
@@ -156,6 +157,14 @@
     <w:p>
       <w:pPr>
         <w:pStyle w:val="SourceCode"/>
+        <w:pBdr>
+          <w:top w:val="single" w:sz="6" w:space="8" w:color="9AA5B1"/>
+          <w:left w:val="single" w:sz="6" w:space="8" w:color="9AA5B1"/>
+          <w:bottom w:val="single" w:sz="6" w:space="8" w:color="9AA5B1"/>
+          <w:right w:val="single" w:sz="6" w:space="8" w:color="9AA5B1"/>
+        </w:pBdr>
+        <w:spacing w:before="120" w:after="120" w:line="240" w:lineRule="auto"/>
+        <w:ind w:left="180" w:right="180"/>
       </w:pPr>
       <w:r>
         <w:rPr>
@@ -236,6 +245,12 @@
     <w:p>
       <w:pPr>
         <w:pStyle w:val="BlockText"/>
+        <w:shd w:val="clear" w:color="auto" w:fill="EAF6FB"/>
+        <w:spacing w:before="100" w:after="100"/>
+        <w:ind w:left="180" w:right="180"/>
+        <w:pBdr>
+          <w:left w:val="single" w:sz="18" w:space="8" w:color="2980B9"/>
+        </w:pBdr>
       </w:pPr>
       <w:r>
         <w:t xml:space="preserve">💡 En Python, les objets sont passés par affectation : modifier un objet mutable à l’intérieur d’une fonction se répercute en dehors, contrairement aux objets immuables.</w:t>
@@ -269,6 +284,14 @@
     <w:p>
       <w:pPr>
         <w:pStyle w:val="SourceCode"/>
+        <w:pBdr>
+          <w:top w:val="single" w:sz="6" w:space="8" w:color="9AA5B1"/>
+          <w:left w:val="single" w:sz="6" w:space="8" w:color="9AA5B1"/>
+          <w:bottom w:val="single" w:sz="6" w:space="8" w:color="9AA5B1"/>
+          <w:right w:val="single" w:sz="6" w:space="8" w:color="9AA5B1"/>
+        </w:pBdr>
+        <w:spacing w:before="120" w:after="120" w:line="240" w:lineRule="auto"/>
+        <w:ind w:left="180" w:right="180"/>
       </w:pPr>
       <w:r>
         <w:rPr>
@@ -388,6 +411,12 @@
     <w:p>
       <w:pPr>
         <w:pStyle w:val="BlockText"/>
+        <w:shd w:val="clear" w:color="auto" w:fill="EAF6FB"/>
+        <w:spacing w:before="100" w:after="100"/>
+        <w:ind w:left="180" w:right="180"/>
+        <w:pBdr>
+          <w:left w:val="single" w:sz="18" w:space="8" w:color="2980B9"/>
+        </w:pBdr>
       </w:pPr>
       <w:r>
         <w:t xml:space="preserve">💡 Ne jamais utiliser d’objets mutables (comme des listes ou des dictionnaires) comme valeurs par défaut d’une fonction, car leur état serait conservé entre les appels successifs.</w:t>
@@ -421,6 +450,14 @@
     <w:p>
       <w:pPr>
         <w:pStyle w:val="SourceCode"/>
+        <w:pBdr>
+          <w:top w:val="single" w:sz="6" w:space="8" w:color="9AA5B1"/>
+          <w:left w:val="single" w:sz="6" w:space="8" w:color="9AA5B1"/>
+          <w:bottom w:val="single" w:sz="6" w:space="8" w:color="9AA5B1"/>
+          <w:right w:val="single" w:sz="6" w:space="8" w:color="9AA5B1"/>
+        </w:pBdr>
+        <w:spacing w:before="120" w:after="120" w:line="240" w:lineRule="auto"/>
+        <w:ind w:left="180" w:right="180"/>
       </w:pPr>
       <w:r>
         <w:rPr>
@@ -543,6 +580,12 @@
     <w:p>
       <w:pPr>
         <w:pStyle w:val="BlockText"/>
+        <w:shd w:val="clear" w:color="auto" w:fill="EAF6FB"/>
+        <w:spacing w:before="100" w:after="100"/>
+        <w:ind w:left="180" w:right="180"/>
+        <w:pBdr>
+          <w:left w:val="single" w:sz="18" w:space="8" w:color="2980B9"/>
+        </w:pBdr>
       </w:pPr>
       <w:r>
         <w:t xml:space="preserve">💡 Utilisez l’emballage de tuples lorsque vos données possèdent une structure fixe et ordonnée que vous souhaitez traiter en bloc.</w:t>
@@ -591,6 +634,14 @@
     <w:p>
       <w:pPr>
         <w:pStyle w:val="SourceCode"/>
+        <w:pBdr>
+          <w:top w:val="single" w:sz="6" w:space="8" w:color="9AA5B1"/>
+          <w:left w:val="single" w:sz="6" w:space="8" w:color="9AA5B1"/>
+          <w:bottom w:val="single" w:sz="6" w:space="8" w:color="9AA5B1"/>
+          <w:right w:val="single" w:sz="6" w:space="8" w:color="9AA5B1"/>
+        </w:pBdr>
+        <w:spacing w:before="120" w:after="120" w:line="240" w:lineRule="auto"/>
+        <w:ind w:left="180" w:right="180"/>
       </w:pPr>
       <w:r>
         <w:rPr>
@@ -662,6 +713,12 @@
     <w:p>
       <w:pPr>
         <w:pStyle w:val="BlockText"/>
+        <w:shd w:val="clear" w:color="auto" w:fill="EAF6FB"/>
+        <w:spacing w:before="100" w:after="100"/>
+        <w:ind w:left="180" w:right="180"/>
+        <w:pBdr>
+          <w:left w:val="single" w:sz="18" w:space="8" w:color="2980B9"/>
+        </w:pBdr>
       </w:pPr>
       <w:r>
         <w:t xml:space="preserve">💡 Le nom</w:t>
@@ -752,6 +809,14 @@
     <w:p>
       <w:pPr>
         <w:pStyle w:val="SourceCode"/>
+        <w:pBdr>
+          <w:top w:val="single" w:sz="6" w:space="8" w:color="9AA5B1"/>
+          <w:left w:val="single" w:sz="6" w:space="8" w:color="9AA5B1"/>
+          <w:bottom w:val="single" w:sz="6" w:space="8" w:color="9AA5B1"/>
+          <w:right w:val="single" w:sz="6" w:space="8" w:color="9AA5B1"/>
+        </w:pBdr>
+        <w:spacing w:before="120" w:after="120" w:line="240" w:lineRule="auto"/>
+        <w:ind w:left="180" w:right="180"/>
       </w:pPr>
       <w:r>
         <w:rPr>
@@ -904,6 +969,12 @@
     <w:p>
       <w:pPr>
         <w:pStyle w:val="BlockText"/>
+        <w:shd w:val="clear" w:color="auto" w:fill="EAF6FB"/>
+        <w:spacing w:before="100" w:after="100"/>
+        <w:ind w:left="180" w:right="180"/>
+        <w:pBdr>
+          <w:left w:val="single" w:sz="18" w:space="8" w:color="2980B9"/>
+        </w:pBdr>
       </w:pPr>
       <w:r>
         <w:t xml:space="preserve">💡 L’utilisation conjointe de</w:t>
@@ -977,6 +1048,14 @@
     <w:p>
       <w:pPr>
         <w:pStyle w:val="SourceCode"/>
+        <w:pBdr>
+          <w:top w:val="single" w:sz="6" w:space="8" w:color="9AA5B1"/>
+          <w:left w:val="single" w:sz="6" w:space="8" w:color="9AA5B1"/>
+          <w:bottom w:val="single" w:sz="6" w:space="8" w:color="9AA5B1"/>
+          <w:right w:val="single" w:sz="6" w:space="8" w:color="9AA5B1"/>
+        </w:pBdr>
+        <w:spacing w:before="120" w:after="120" w:line="240" w:lineRule="auto"/>
+        <w:ind w:left="180" w:right="180"/>
       </w:pPr>
       <w:r>
         <w:rPr>
@@ -1096,6 +1175,12 @@
     <w:p>
       <w:pPr>
         <w:pStyle w:val="BlockText"/>
+        <w:shd w:val="clear" w:color="auto" w:fill="EAF6FB"/>
+        <w:spacing w:before="100" w:after="100"/>
+        <w:ind w:left="180" w:right="180"/>
+        <w:pBdr>
+          <w:left w:val="single" w:sz="18" w:space="8" w:color="2980B9"/>
+        </w:pBdr>
       </w:pPr>
       <w:r>
         <w:t xml:space="preserve">💡 Passer des fonctions en argument est la base de la programmation fonctionnelle et permet de concevoir des algorithmes hautement génériques et réutilisables.</w:t>
@@ -1121,6 +1206,14 @@
     <w:p>
       <w:pPr>
         <w:pStyle w:val="SourceCode"/>
+        <w:pBdr>
+          <w:top w:val="single" w:sz="6" w:space="8" w:color="9AA5B1"/>
+          <w:left w:val="single" w:sz="6" w:space="8" w:color="9AA5B1"/>
+          <w:bottom w:val="single" w:sz="6" w:space="8" w:color="9AA5B1"/>
+          <w:right w:val="single" w:sz="6" w:space="8" w:color="9AA5B1"/>
+        </w:pBdr>
+        <w:spacing w:before="120" w:after="120" w:line="240" w:lineRule="auto"/>
+        <w:ind w:left="180" w:right="180"/>
       </w:pPr>
       <w:r>
         <w:rPr>
@@ -2118,29 +2211,55 @@
   <w:style w:default="1" w:styleId="Normal" w:type="paragraph">
     <w:name w:val="Normal"/>
     <w:qFormat/>
+    <w:pPr>
+      <w:spacing w:line="300" w:lineRule="auto" w:after="160"/>
+    </w:pPr>
+    <w:rPr>
+      <w:rFonts w:ascii="Cambria" w:hAnsi="Cambria"/>
+      <w:color w:val="2F3542"/>
+      <w:sz w:val="23"/>
+    </w:rPr>
   </w:style>
   <w:style w:styleId="BodyText" w:type="paragraph">
     <w:name w:val="Body Text"/>
     <w:basedOn w:val="Normal"/>
     <w:link w:val="BodyTextChar"/>
     <w:pPr>
-      <w:spacing w:after="180" w:before="180"/>
+      <w:spacing w:after="160" w:before="180" w:line="300" w:lineRule="auto"/>
     </w:pPr>
     <w:qFormat/>
+    <w:rPr>
+      <w:rFonts w:ascii="Cambria" w:hAnsi="Cambria"/>
+      <w:color w:val="2F3542"/>
+      <w:sz w:val="23"/>
+    </w:rPr>
   </w:style>
   <w:style w:customStyle="1" w:styleId="FirstParagraph" w:type="paragraph">
     <w:name w:val="First Paragraph"/>
     <w:basedOn w:val="BodyText"/>
     <w:next w:val="BodyText"/>
     <w:qFormat/>
+    <w:pPr>
+      <w:spacing w:line="300" w:lineRule="auto" w:after="160"/>
+    </w:pPr>
+    <w:rPr>
+      <w:rFonts w:ascii="Cambria" w:hAnsi="Cambria"/>
+      <w:color w:val="2F3542"/>
+      <w:sz w:val="23"/>
+    </w:rPr>
   </w:style>
   <w:style w:customStyle="1" w:styleId="Compact" w:type="paragraph">
     <w:name w:val="Compact"/>
     <w:basedOn w:val="BodyText"/>
     <w:qFormat/>
     <w:pPr>
-      <w:spacing w:after="36" w:before="36"/>
+      <w:spacing w:after="160" w:before="36" w:line="300" w:lineRule="auto"/>
     </w:pPr>
+    <w:rPr>
+      <w:rFonts w:ascii="Cambria" w:hAnsi="Cambria"/>
+      <w:color w:val="2F3542"/>
+      <w:sz w:val="23"/>
+    </w:rPr>
   </w:style>
   <w:style w:styleId="Title" w:type="paragraph">
     <w:name w:val="Title"/>
@@ -2230,15 +2349,16 @@
     <w:pPr>
       <w:keepNext/>
       <w:keepLines/>
-      <w:spacing w:after="0" w:before="480"/>
+      <w:pageBreakBefore/>
+      <w:spacing w:after="360" w:before="0"/>
       <w:outlineLvl w:val="0"/>
     </w:pPr>
     <w:rPr>
-      <w:rFonts w:asciiTheme="majorHAnsi" w:cstheme="majorBidi" w:eastAsiaTheme="majorEastAsia" w:hAnsiTheme="majorHAnsi"/>
+      <w:rFonts w:asciiTheme="majorHAnsi" w:cstheme="majorBidi" w:eastAsiaTheme="majorEastAsia" w:hAnsiTheme="majorHAnsi" w:ascii="Calibri" w:hAnsi="Calibri"/>
       <w:b/>
       <w:bCs/>
-      <w:color w:themeColor="accent1" w:val="4F81BD"/>
-      <w:sz w:val="32"/>
+      <w:color w:val="2C3E50"/>
+      <w:sz w:val="52"/>
       <w:szCs w:val="32"/>
     </w:rPr>
   </w:style>
@@ -2252,15 +2372,15 @@
     <w:pPr>
       <w:keepNext/>
       <w:keepLines/>
-      <w:spacing w:after="0" w:before="200"/>
+      <w:spacing w:after="160" w:before="440"/>
       <w:outlineLvl w:val="1"/>
     </w:pPr>
     <w:rPr>
-      <w:rFonts w:asciiTheme="majorHAnsi" w:cstheme="majorBidi" w:eastAsiaTheme="majorEastAsia" w:hAnsiTheme="majorHAnsi"/>
+      <w:rFonts w:asciiTheme="majorHAnsi" w:cstheme="majorBidi" w:eastAsiaTheme="majorEastAsia" w:hAnsiTheme="majorHAnsi" w:ascii="Calibri" w:hAnsi="Calibri"/>
       <w:b/>
       <w:bCs/>
-      <w:color w:themeColor="accent1" w:val="4F81BD"/>
-      <w:sz w:val="28"/>
+      <w:color w:val="C0502D"/>
+      <w:sz w:val="30"/>
       <w:szCs w:val="28"/>
     </w:rPr>
   </w:style>
@@ -2420,6 +2540,12 @@
       <w:spacing w:after="100" w:before="100"/>
       <w:ind w:firstLine="0" w:left="480" w:right="480"/>
     </w:pPr>
+    <w:rPr>
+      <w:rFonts w:ascii="Calibri" w:hAnsi="Calibri"/>
+      <w:i/>
+      <w:color w:val="216E9C"/>
+      <w:sz w:val="22"/>
+    </w:rPr>
   </w:style>
   <w:style w:styleId="FootnoteText" w:type="paragraph">
     <w:name w:val="Footnote Text"/>
@@ -2571,6 +2697,11 @@
     <w:pPr>
       <w:wordWrap w:val="off"/>
     </w:pPr>
+    <w:rPr>
+      <w:rFonts w:ascii="Consolas" w:hAnsi="Consolas"/>
+      <w:color w:val="2F3542"/>
+      <w:sz w:val="19"/>
+    </w:rPr>
   </w:style>
   <w:style w:type="character" w:customStyle="1" w:styleId="KeywordTok">
     <w:name w:val="KeywordTok"/>

--- a/redaction/chapitre9/paragraphes.docx
+++ b/redaction/chapitre9/paragraphes.docx
@@ -2,14 +2,14 @@
 <file path=word/document.xml><?xml version="1.0" encoding="utf-8"?>
 <w:document xmlns:w="http://schemas.openxmlformats.org/wordprocessingml/2006/main" xmlns:m="http://schemas.openxmlformats.org/officeDocument/2006/math" xmlns:r="http://schemas.openxmlformats.org/officeDocument/2006/relationships" xmlns:o="urn:schemas-microsoft-com:office:office" xmlns:v="urn:schemas-microsoft-com:vml" xmlns:w10="urn:schemas-microsoft-com:office:word" xmlns:a="http://schemas.openxmlformats.org/drawingml/2006/main" xmlns:pic="http://schemas.openxmlformats.org/drawingml/2006/picture" xmlns:wp="http://schemas.openxmlformats.org/drawingml/2006/wordprocessingDrawing">
   <w:body>
-    <w:bookmarkStart w:id="28" w:name="Xf551a79da18240d57cc22a11b928de2acde61d1"/>
+    <w:bookmarkStart w:id="28" w:name="X7c95900f686b227645c75b2054a32114d9c3994"/>
     <w:p>
       <w:pPr>
         <w:pStyle w:val="Heading1"/>
         <w:pageBreakBefore/>
       </w:pPr>
       <w:r>
-        <w:t xml:space="preserve">Chapitre 7 : Les fonctions et passage d’arguments</w:t>
+        <w:t xml:space="preserve">Chapitre 9 : Les fonctions et passage d’arguments</w:t>
       </w:r>
     </w:p>
     <w:p>
@@ -1194,7 +1194,7 @@
       </w:r>
     </w:p>
     <w:bookmarkEnd w:id="25"/>
-    <w:bookmarkStart w:id="26" w:name="exemple-de-synthèse"/>
+    <w:bookmarkStart w:id="27" w:name="exemple-de-synthèse"/>
     <w:p>
       <w:pPr>
         <w:pStyle w:val="Heading2"/>
@@ -1813,14 +1813,13 @@
         <w:t xml:space="preserve">, formater_monnaie(montant_final))</w:t>
       </w:r>
     </w:p>
-    <w:bookmarkEnd w:id="26"/>
-    <w:bookmarkStart w:id="27" w:name="exercices"/>
-    <w:p>
-      <w:pPr>
-        <w:pStyle w:val="Heading2"/>
-      </w:pPr>
-      <w:r>
-        <w:t xml:space="preserve">Exercices</w:t>
+    <w:bookmarkStart w:id="26" w:name="exercices-de-fin-de-chapitre"/>
+    <w:p>
+      <w:pPr>
+        <w:pStyle w:val="Heading3"/>
+      </w:pPr>
+      <w:r>
+        <w:t xml:space="preserve">Exercices de fin de chapitre</w:t>
       </w:r>
     </w:p>
     <w:p>
@@ -1882,6 +1881,7 @@
         <w:t xml:space="preserve">Créez une fonction qui prend en paramètre une fonction mathématique et deux nombres, puis applique cette fonction sur les deux nombres pour retourner le résultat.</w:t>
       </w:r>
     </w:p>
+    <w:bookmarkEnd w:id="26"/>
     <w:bookmarkEnd w:id="27"/>
     <w:bookmarkEnd w:id="28"/>
     <w:sectPr/>
